--- a/Отчёты/Задание на практику.docx
+++ b/Отчёты/Задание на практику.docx
@@ -209,6 +209,7 @@
           <w:b/>
           <w:sz w:val="28"/>
           <w:szCs w:val="28"/>
+          <w:lang w:val="en-US"/>
         </w:rPr>
       </w:pPr>
       <w:r>
@@ -255,7 +256,6 @@
           <w:rFonts w:ascii="Times New Roman" w:eastAsia="Times New Roman" w:hAnsi="Times New Roman" w:cs="Times New Roman"/>
           <w:sz w:val="28"/>
           <w:szCs w:val="28"/>
-          <w:lang w:val="en-US"/>
         </w:rPr>
       </w:pPr>
       <w:r>
@@ -758,7 +758,7 @@
           <w:szCs w:val="28"/>
           <w:lang w:val="en-US"/>
         </w:rPr>
-        <w:t>2.</w:t>
+        <w:t>2.4</w:t>
       </w:r>
       <w:r>
         <w:rPr>
@@ -767,8 +767,10 @@
           <w:szCs w:val="28"/>
           <w:lang w:val="en-US"/>
         </w:rPr>
-        <w:t>4</w:t>
-      </w:r>
+        <w:tab/>
+      </w:r>
+      <w:bookmarkStart w:id="1" w:name="_Hlk227586085"/>
+      <w:proofErr w:type="spellStart"/>
       <w:r>
         <w:rPr>
           <w:rFonts w:ascii="Times New Roman" w:eastAsia="Times New Roman" w:hAnsi="Times New Roman" w:cs="Times New Roman"/>
@@ -776,8 +778,9 @@
           <w:szCs w:val="28"/>
           <w:lang w:val="en-US"/>
         </w:rPr>
-        <w:tab/>
-      </w:r>
+        <w:t>Oyedotun</w:t>
+      </w:r>
+      <w:proofErr w:type="spellEnd"/>
       <w:r>
         <w:rPr>
           <w:rFonts w:ascii="Times New Roman" w:eastAsia="Times New Roman" w:hAnsi="Times New Roman" w:cs="Times New Roman"/>
@@ -785,7 +788,7 @@
           <w:szCs w:val="28"/>
           <w:lang w:val="en-US"/>
         </w:rPr>
-        <w:t xml:space="preserve">Sutton, R. S., </w:t>
+        <w:t xml:space="preserve">, O. K. Why is Everyone Training Very Deep Neural Network with Skip Connections? / O. K. </w:t>
       </w:r>
       <w:proofErr w:type="spellStart"/>
       <w:r>
@@ -795,7 +798,7 @@
           <w:szCs w:val="28"/>
           <w:lang w:val="en-US"/>
         </w:rPr>
-        <w:t>Barto</w:t>
+        <w:t>Oyedotun</w:t>
       </w:r>
       <w:proofErr w:type="spellEnd"/>
       <w:r>
@@ -805,9 +808,9 @@
           <w:szCs w:val="28"/>
           <w:lang w:val="en-US"/>
         </w:rPr>
-        <w:t xml:space="preserve">, A. G. Reinforcement Learning: An Introduction. — 2nd ed. — Cambridge, </w:t>
-      </w:r>
-      <w:proofErr w:type="gramStart"/>
+        <w:t xml:space="preserve">, K. Al </w:t>
+      </w:r>
+      <w:proofErr w:type="spellStart"/>
       <w:r>
         <w:rPr>
           <w:rFonts w:ascii="Times New Roman" w:eastAsia="Times New Roman" w:hAnsi="Times New Roman" w:cs="Times New Roman"/>
@@ -815,9 +818,9 @@
           <w:szCs w:val="28"/>
           <w:lang w:val="en-US"/>
         </w:rPr>
-        <w:t>MA :</w:t>
-      </w:r>
-      <w:proofErr w:type="gramEnd"/>
+        <w:t>Ismaeil</w:t>
+      </w:r>
+      <w:proofErr w:type="spellEnd"/>
       <w:r>
         <w:rPr>
           <w:rFonts w:ascii="Times New Roman" w:eastAsia="Times New Roman" w:hAnsi="Times New Roman" w:cs="Times New Roman"/>
@@ -825,19 +828,29 @@
           <w:szCs w:val="28"/>
           <w:lang w:val="en-US"/>
         </w:rPr>
-        <w:t xml:space="preserve"> MIT Press, 2018. — 548 p.</w:t>
-      </w:r>
-    </w:p>
-    <w:p>
-      <w:pPr>
-        <w:spacing w:after="0" w:line="360" w:lineRule="exact"/>
-        <w:jc w:val="both"/>
-        <w:rPr>
-          <w:rFonts w:ascii="Times New Roman" w:eastAsia="Times New Roman" w:hAnsi="Times New Roman" w:cs="Times New Roman"/>
-          <w:sz w:val="28"/>
-          <w:szCs w:val="28"/>
-        </w:rPr>
-      </w:pPr>
+        <w:t xml:space="preserve">, D. </w:t>
+      </w:r>
+      <w:proofErr w:type="spellStart"/>
+      <w:r>
+        <w:rPr>
+          <w:rFonts w:ascii="Times New Roman" w:eastAsia="Times New Roman" w:hAnsi="Times New Roman" w:cs="Times New Roman"/>
+          <w:sz w:val="28"/>
+          <w:szCs w:val="28"/>
+          <w:lang w:val="en-US"/>
+        </w:rPr>
+        <w:t>Aouada</w:t>
+      </w:r>
+      <w:proofErr w:type="spellEnd"/>
+      <w:r>
+        <w:rPr>
+          <w:rFonts w:ascii="Times New Roman" w:eastAsia="Times New Roman" w:hAnsi="Times New Roman" w:cs="Times New Roman"/>
+          <w:sz w:val="28"/>
+          <w:szCs w:val="28"/>
+          <w:lang w:val="en-US"/>
+        </w:rPr>
+        <w:t xml:space="preserve"> // IEEE Transactions on Neural Networks and Learning Systems. — 2020. — P. 1–18.</w:t>
+      </w:r>
+      <w:bookmarkEnd w:id="1"/>
     </w:p>
     <w:p>
       <w:pPr>
